--- a/WindowsFormsApplication1/Allgemein/Bericht/Vorlagen/Berichtsvorlage_Ausfuehrlich_en.docx
+++ b/WindowsFormsApplication1/Allgemein/Bericht/Vorlagen/Berichtsvorlage_Ausfuehrlich_en.docx
@@ -2640,6 +2640,901 @@
         <w:rPr>
           <w:noProof/>
         </w:rPr>
+        <w:t xml:space="preserve">{{#wenn hat.bild.bedarf_waerme}}</w:t>
+      </w:r>
+    </w:p>
+    <w:p>
+      <w:pPr>
+        <w:pStyle w:val="Normal"/>
+      </w:pPr>
+      <w:r>
+        <w:rPr>
+          <w:noProof/>
+        </w:rPr>
+        <w:drawing>
+          <wp:inline distT="0" distB="0" distL="0" distR="0">
+            <wp:extent cx="5940425" cy="2682772"/>
+            <wp:effectExtent l="0" t="0" r="0" b="0"/>
+            <wp:docPr id="106" name="Bildplatzhalter 106" descr="{{stand.bild.bedarf_waerme}}"/>
+            <wp:cNvGraphicFramePr>
+              <a:graphicFrameLocks xmlns:a="http://schemas.openxmlformats.org/drawingml/2006/main" noChangeAspect="1"/>
+            </wp:cNvGraphicFramePr>
+            <a:graphic xmlns:a="http://schemas.openxmlformats.org/drawingml/2006/main">
+              <a:graphicData uri="http://schemas.openxmlformats.org/drawingml/2006/picture">
+                <pic:pic xmlns:pic="http://schemas.openxmlformats.org/drawingml/2006/picture">
+                  <pic:nvPicPr>
+                    <pic:cNvPr id="0" name="bildplatzhalter.png"/>
+                    <pic:cNvPicPr/>
+                  </pic:nvPicPr>
+                  <pic:blipFill>
+                    <a:blip r:embed="rIdBildplatzhalter"/>
+                    <a:stretch>
+                      <a:fillRect/>
+                    </a:stretch>
+                  </pic:blipFill>
+                  <pic:spPr>
+                    <a:xfrm>
+                      <a:off x="0" y="0"/>
+                      <a:ext cx="5940425" cy="2682772"/>
+                    </a:xfrm>
+                    <a:prstGeom prst="rect">
+                      <a:avLst/>
+                    </a:prstGeom>
+                  </pic:spPr>
+                </pic:pic>
+              </a:graphicData>
+            </a:graphic>
+          </wp:inline>
+        </w:drawing>
+      </w:r>
+    </w:p>
+    <w:p>
+      <w:pPr>
+        <w:pStyle w:val="Beschriftung"/>
+      </w:pPr>
+      <w:r>
+        <w:t xml:space="preserve">Heat load over the year (normalised, total and heat channels)</w:t>
+      </w:r>
+    </w:p>
+    <w:p>
+      <w:pPr>
+        <w:pStyle w:val="Normal"/>
+      </w:pPr>
+      <w:r>
+        <w:rPr>
+          <w:noProof/>
+        </w:rPr>
+        <w:t xml:space="preserve">{{/wenn}}</w:t>
+      </w:r>
+    </w:p>
+    <w:p>
+      <w:pPr>
+        <w:pStyle w:val="Normal"/>
+      </w:pPr>
+      <w:r>
+        <w:rPr>
+          <w:noProof/>
+        </w:rPr>
+        <w:t xml:space="preserve">{{#wenn hat.bild.bedarf_strom}}</w:t>
+      </w:r>
+    </w:p>
+    <w:p>
+      <w:pPr>
+        <w:pStyle w:val="Normal"/>
+      </w:pPr>
+      <w:r>
+        <w:rPr>
+          <w:noProof/>
+        </w:rPr>
+        <w:drawing>
+          <wp:inline distT="0" distB="0" distL="0" distR="0">
+            <wp:extent cx="5940425" cy="2682772"/>
+            <wp:effectExtent l="0" t="0" r="0" b="0"/>
+            <wp:docPr id="107" name="Bildplatzhalter 107" descr="{{stand.bild.bedarf_strom}}"/>
+            <wp:cNvGraphicFramePr>
+              <a:graphicFrameLocks xmlns:a="http://schemas.openxmlformats.org/drawingml/2006/main" noChangeAspect="1"/>
+            </wp:cNvGraphicFramePr>
+            <a:graphic xmlns:a="http://schemas.openxmlformats.org/drawingml/2006/main">
+              <a:graphicData uri="http://schemas.openxmlformats.org/drawingml/2006/picture">
+                <pic:pic xmlns:pic="http://schemas.openxmlformats.org/drawingml/2006/picture">
+                  <pic:nvPicPr>
+                    <pic:cNvPr id="0" name="bildplatzhalter.png"/>
+                    <pic:cNvPicPr/>
+                  </pic:nvPicPr>
+                  <pic:blipFill>
+                    <a:blip r:embed="rIdBildplatzhalter"/>
+                    <a:stretch>
+                      <a:fillRect/>
+                    </a:stretch>
+                  </pic:blipFill>
+                  <pic:spPr>
+                    <a:xfrm>
+                      <a:off x="0" y="0"/>
+                      <a:ext cx="5940425" cy="2682772"/>
+                    </a:xfrm>
+                    <a:prstGeom prst="rect">
+                      <a:avLst/>
+                    </a:prstGeom>
+                  </pic:spPr>
+                </pic:pic>
+              </a:graphicData>
+            </a:graphic>
+          </wp:inline>
+        </w:drawing>
+      </w:r>
+    </w:p>
+    <w:p>
+      <w:pPr>
+        <w:pStyle w:val="Beschriftung"/>
+      </w:pPr>
+      <w:r>
+        <w:t xml:space="preserve">Electricity demand over the year (normalised)</w:t>
+      </w:r>
+    </w:p>
+    <w:p>
+      <w:pPr>
+        <w:pStyle w:val="Normal"/>
+      </w:pPr>
+      <w:r>
+        <w:rPr>
+          <w:noProof/>
+        </w:rPr>
+        <w:t xml:space="preserve">{{/wenn}}</w:t>
+      </w:r>
+    </w:p>
+    <w:p>
+      <w:pPr>
+        <w:pStyle w:val="Normal"/>
+      </w:pPr>
+      <w:r>
+        <w:rPr>
+          <w:noProof/>
+        </w:rPr>
+        <w:t xml:space="preserve">{{#wenn hat.bild.bedarf_kaelte}}</w:t>
+      </w:r>
+    </w:p>
+    <w:p>
+      <w:pPr>
+        <w:pStyle w:val="Normal"/>
+      </w:pPr>
+      <w:r>
+        <w:rPr>
+          <w:noProof/>
+        </w:rPr>
+        <w:drawing>
+          <wp:inline distT="0" distB="0" distL="0" distR="0">
+            <wp:extent cx="5940425" cy="2682772"/>
+            <wp:effectExtent l="0" t="0" r="0" b="0"/>
+            <wp:docPr id="108" name="Bildplatzhalter 108" descr="{{stand.bild.bedarf_kaelte}}"/>
+            <wp:cNvGraphicFramePr>
+              <a:graphicFrameLocks xmlns:a="http://schemas.openxmlformats.org/drawingml/2006/main" noChangeAspect="1"/>
+            </wp:cNvGraphicFramePr>
+            <a:graphic xmlns:a="http://schemas.openxmlformats.org/drawingml/2006/main">
+              <a:graphicData uri="http://schemas.openxmlformats.org/drawingml/2006/picture">
+                <pic:pic xmlns:pic="http://schemas.openxmlformats.org/drawingml/2006/picture">
+                  <pic:nvPicPr>
+                    <pic:cNvPr id="0" name="bildplatzhalter.png"/>
+                    <pic:cNvPicPr/>
+                  </pic:nvPicPr>
+                  <pic:blipFill>
+                    <a:blip r:embed="rIdBildplatzhalter"/>
+                    <a:stretch>
+                      <a:fillRect/>
+                    </a:stretch>
+                  </pic:blipFill>
+                  <pic:spPr>
+                    <a:xfrm>
+                      <a:off x="0" y="0"/>
+                      <a:ext cx="5940425" cy="2682772"/>
+                    </a:xfrm>
+                    <a:prstGeom prst="rect">
+                      <a:avLst/>
+                    </a:prstGeom>
+                  </pic:spPr>
+                </pic:pic>
+              </a:graphicData>
+            </a:graphic>
+          </wp:inline>
+        </w:drawing>
+      </w:r>
+    </w:p>
+    <w:p>
+      <w:pPr>
+        <w:pStyle w:val="Beschriftung"/>
+      </w:pPr>
+      <w:r>
+        <w:t xml:space="preserve">Cooling load over the year (normalised)</w:t>
+      </w:r>
+    </w:p>
+    <w:p>
+      <w:pPr>
+        <w:pStyle w:val="Normal"/>
+      </w:pPr>
+      <w:r>
+        <w:rPr>
+          <w:noProof/>
+        </w:rPr>
+        <w:t xml:space="preserve">{{/wenn}}</w:t>
+      </w:r>
+    </w:p>
+    <w:p>
+      <w:pPr>
+        <w:pStyle w:val="Normal"/>
+      </w:pPr>
+      <w:r>
+        <w:rPr>
+          <w:noProof/>
+        </w:rPr>
+        <w:t xml:space="preserve">{{#wenn hat.bild.waermepumpe}}</w:t>
+      </w:r>
+    </w:p>
+    <w:p>
+      <w:pPr>
+        <w:pStyle w:val="Normal"/>
+      </w:pPr>
+      <w:r>
+        <w:rPr>
+          <w:noProof/>
+        </w:rPr>
+        <w:drawing>
+          <wp:inline distT="0" distB="0" distL="0" distR="0">
+            <wp:extent cx="5940425" cy="2682772"/>
+            <wp:effectExtent l="0" t="0" r="0" b="0"/>
+            <wp:docPr id="109" name="Bildplatzhalter 109" descr="{{stand.bild.waermepumpe}}"/>
+            <wp:cNvGraphicFramePr>
+              <a:graphicFrameLocks xmlns:a="http://schemas.openxmlformats.org/drawingml/2006/main" noChangeAspect="1"/>
+            </wp:cNvGraphicFramePr>
+            <a:graphic xmlns:a="http://schemas.openxmlformats.org/drawingml/2006/main">
+              <a:graphicData uri="http://schemas.openxmlformats.org/drawingml/2006/picture">
+                <pic:pic xmlns:pic="http://schemas.openxmlformats.org/drawingml/2006/picture">
+                  <pic:nvPicPr>
+                    <pic:cNvPr id="0" name="bildplatzhalter.png"/>
+                    <pic:cNvPicPr/>
+                  </pic:nvPicPr>
+                  <pic:blipFill>
+                    <a:blip r:embed="rIdBildplatzhalter"/>
+                    <a:stretch>
+                      <a:fillRect/>
+                    </a:stretch>
+                  </pic:blipFill>
+                  <pic:spPr>
+                    <a:xfrm>
+                      <a:off x="0" y="0"/>
+                      <a:ext cx="5940425" cy="2682772"/>
+                    </a:xfrm>
+                    <a:prstGeom prst="rect">
+                      <a:avLst/>
+                    </a:prstGeom>
+                  </pic:spPr>
+                </pic:pic>
+              </a:graphicData>
+            </a:graphic>
+          </wp:inline>
+        </w:drawing>
+      </w:r>
+    </w:p>
+    <w:p>
+      <w:pPr>
+        <w:pStyle w:val="Beschriftung"/>
+      </w:pPr>
+      <w:r>
+        <w:t xml:space="preserve">Heat pump: heat production and electric heater with heat demand</w:t>
+      </w:r>
+    </w:p>
+    <w:p>
+      <w:pPr>
+        <w:pStyle w:val="Normal"/>
+      </w:pPr>
+      <w:r>
+        <w:rPr>
+          <w:noProof/>
+        </w:rPr>
+        <w:t xml:space="preserve">{{/wenn}}</w:t>
+      </w:r>
+    </w:p>
+    <w:p>
+      <w:pPr>
+        <w:pStyle w:val="Normal"/>
+      </w:pPr>
+      <w:r>
+        <w:rPr>
+          <w:noProof/>
+        </w:rPr>
+        <w:t xml:space="preserve">{{#wenn hat.bild.waermepumpe_strom}}</w:t>
+      </w:r>
+    </w:p>
+    <w:p>
+      <w:pPr>
+        <w:pStyle w:val="Normal"/>
+      </w:pPr>
+      <w:r>
+        <w:rPr>
+          <w:noProof/>
+        </w:rPr>
+        <w:drawing>
+          <wp:inline distT="0" distB="0" distL="0" distR="0">
+            <wp:extent cx="5940425" cy="2682772"/>
+            <wp:effectExtent l="0" t="0" r="0" b="0"/>
+            <wp:docPr id="110" name="Bildplatzhalter 110" descr="{{stand.bild.waermepumpe_strom}}"/>
+            <wp:cNvGraphicFramePr>
+              <a:graphicFrameLocks xmlns:a="http://schemas.openxmlformats.org/drawingml/2006/main" noChangeAspect="1"/>
+            </wp:cNvGraphicFramePr>
+            <a:graphic xmlns:a="http://schemas.openxmlformats.org/drawingml/2006/main">
+              <a:graphicData uri="http://schemas.openxmlformats.org/drawingml/2006/picture">
+                <pic:pic xmlns:pic="http://schemas.openxmlformats.org/drawingml/2006/picture">
+                  <pic:nvPicPr>
+                    <pic:cNvPr id="0" name="bildplatzhalter.png"/>
+                    <pic:cNvPicPr/>
+                  </pic:nvPicPr>
+                  <pic:blipFill>
+                    <a:blip r:embed="rIdBildplatzhalter"/>
+                    <a:stretch>
+                      <a:fillRect/>
+                    </a:stretch>
+                  </pic:blipFill>
+                  <pic:spPr>
+                    <a:xfrm>
+                      <a:off x="0" y="0"/>
+                      <a:ext cx="5940425" cy="2682772"/>
+                    </a:xfrm>
+                    <a:prstGeom prst="rect">
+                      <a:avLst/>
+                    </a:prstGeom>
+                  </pic:spPr>
+                </pic:pic>
+              </a:graphicData>
+            </a:graphic>
+          </wp:inline>
+        </w:drawing>
+      </w:r>
+    </w:p>
+    <w:p>
+      <w:pPr>
+        <w:pStyle w:val="Beschriftung"/>
+      </w:pPr>
+      <w:r>
+        <w:t xml:space="preserve">Heat pump: electricity consumption including electric heater</w:t>
+      </w:r>
+    </w:p>
+    <w:p>
+      <w:pPr>
+        <w:pStyle w:val="Normal"/>
+      </w:pPr>
+      <w:r>
+        <w:rPr>
+          <w:noProof/>
+        </w:rPr>
+        <w:t xml:space="preserve">{{/wenn}}</w:t>
+      </w:r>
+    </w:p>
+    <w:p>
+      <w:pPr>
+        <w:pStyle w:val="Normal"/>
+      </w:pPr>
+      <w:r>
+        <w:rPr>
+          <w:noProof/>
+        </w:rPr>
+        <w:t xml:space="preserve">{{#wenn hat.bild.waermepumpe_streuwolke}}</w:t>
+      </w:r>
+    </w:p>
+    <w:p>
+      <w:pPr>
+        <w:pStyle w:val="Normal"/>
+      </w:pPr>
+      <w:r>
+        <w:rPr>
+          <w:noProof/>
+        </w:rPr>
+        <w:drawing>
+          <wp:inline distT="0" distB="0" distL="0" distR="0">
+            <wp:extent cx="5940425" cy="2682772"/>
+            <wp:effectExtent l="0" t="0" r="0" b="0"/>
+            <wp:docPr id="111" name="Bildplatzhalter 111" descr="{{stand.bild.waermepumpe_streuwolke}}"/>
+            <wp:cNvGraphicFramePr>
+              <a:graphicFrameLocks xmlns:a="http://schemas.openxmlformats.org/drawingml/2006/main" noChangeAspect="1"/>
+            </wp:cNvGraphicFramePr>
+            <a:graphic xmlns:a="http://schemas.openxmlformats.org/drawingml/2006/main">
+              <a:graphicData uri="http://schemas.openxmlformats.org/drawingml/2006/picture">
+                <pic:pic xmlns:pic="http://schemas.openxmlformats.org/drawingml/2006/picture">
+                  <pic:nvPicPr>
+                    <pic:cNvPr id="0" name="bildplatzhalter.png"/>
+                    <pic:cNvPicPr/>
+                  </pic:nvPicPr>
+                  <pic:blipFill>
+                    <a:blip r:embed="rIdBildplatzhalter"/>
+                    <a:stretch>
+                      <a:fillRect/>
+                    </a:stretch>
+                  </pic:blipFill>
+                  <pic:spPr>
+                    <a:xfrm>
+                      <a:off x="0" y="0"/>
+                      <a:ext cx="5940425" cy="2682772"/>
+                    </a:xfrm>
+                    <a:prstGeom prst="rect">
+                      <a:avLst/>
+                    </a:prstGeom>
+                  </pic:spPr>
+                </pic:pic>
+              </a:graphicData>
+            </a:graphic>
+          </wp:inline>
+        </w:drawing>
+      </w:r>
+    </w:p>
+    <w:p>
+      <w:pPr>
+        <w:pStyle w:val="Beschriftung"/>
+      </w:pPr>
+      <w:r>
+        <w:t xml:space="preserve">Heat pump: power over outdoor temperature</w:t>
+      </w:r>
+    </w:p>
+    <w:p>
+      <w:pPr>
+        <w:pStyle w:val="Normal"/>
+      </w:pPr>
+      <w:r>
+        <w:rPr>
+          <w:noProof/>
+        </w:rPr>
+        <w:t xml:space="preserve">{{/wenn}}</w:t>
+      </w:r>
+    </w:p>
+    <w:p>
+      <w:pPr>
+        <w:pStyle w:val="Normal"/>
+      </w:pPr>
+      <w:r>
+        <w:rPr>
+          <w:noProof/>
+        </w:rPr>
+        <w:t xml:space="preserve">{{#wenn hat.bild.heizkessel}}</w:t>
+      </w:r>
+    </w:p>
+    <w:p>
+      <w:pPr>
+        <w:pStyle w:val="Normal"/>
+      </w:pPr>
+      <w:r>
+        <w:rPr>
+          <w:noProof/>
+        </w:rPr>
+        <w:drawing>
+          <wp:inline distT="0" distB="0" distL="0" distR="0">
+            <wp:extent cx="5940425" cy="2682772"/>
+            <wp:effectExtent l="0" t="0" r="0" b="0"/>
+            <wp:docPr id="112" name="Bildplatzhalter 112" descr="{{stand.bild.heizkessel}}"/>
+            <wp:cNvGraphicFramePr>
+              <a:graphicFrameLocks xmlns:a="http://schemas.openxmlformats.org/drawingml/2006/main" noChangeAspect="1"/>
+            </wp:cNvGraphicFramePr>
+            <a:graphic xmlns:a="http://schemas.openxmlformats.org/drawingml/2006/main">
+              <a:graphicData uri="http://schemas.openxmlformats.org/drawingml/2006/picture">
+                <pic:pic xmlns:pic="http://schemas.openxmlformats.org/drawingml/2006/picture">
+                  <pic:nvPicPr>
+                    <pic:cNvPr id="0" name="bildplatzhalter.png"/>
+                    <pic:cNvPicPr/>
+                  </pic:nvPicPr>
+                  <pic:blipFill>
+                    <a:blip r:embed="rIdBildplatzhalter"/>
+                    <a:stretch>
+                      <a:fillRect/>
+                    </a:stretch>
+                  </pic:blipFill>
+                  <pic:spPr>
+                    <a:xfrm>
+                      <a:off x="0" y="0"/>
+                      <a:ext cx="5940425" cy="2682772"/>
+                    </a:xfrm>
+                    <a:prstGeom prst="rect">
+                      <a:avLst/>
+                    </a:prstGeom>
+                  </pic:spPr>
+                </pic:pic>
+              </a:graphicData>
+            </a:graphic>
+          </wp:inline>
+        </w:drawing>
+      </w:r>
+    </w:p>
+    <w:p>
+      <w:pPr>
+        <w:pStyle w:val="Beschriftung"/>
+      </w:pPr>
+      <w:r>
+        <w:t xml:space="preserve">Boiler: heat production, residual heat and heat demand</w:t>
+      </w:r>
+    </w:p>
+    <w:p>
+      <w:pPr>
+        <w:pStyle w:val="Normal"/>
+      </w:pPr>
+      <w:r>
+        <w:rPr>
+          <w:noProof/>
+        </w:rPr>
+        <w:t xml:space="preserve">{{/wenn}}</w:t>
+      </w:r>
+    </w:p>
+    <w:p>
+      <w:pPr>
+        <w:pStyle w:val="Normal"/>
+      </w:pPr>
+      <w:r>
+        <w:rPr>
+          <w:noProof/>
+        </w:rPr>
+        <w:t xml:space="preserve">{{#wenn hat.bild.solarthermie}}</w:t>
+      </w:r>
+    </w:p>
+    <w:p>
+      <w:pPr>
+        <w:pStyle w:val="Normal"/>
+      </w:pPr>
+      <w:r>
+        <w:rPr>
+          <w:noProof/>
+        </w:rPr>
+        <w:drawing>
+          <wp:inline distT="0" distB="0" distL="0" distR="0">
+            <wp:extent cx="5940425" cy="2682772"/>
+            <wp:effectExtent l="0" t="0" r="0" b="0"/>
+            <wp:docPr id="113" name="Bildplatzhalter 113" descr="{{stand.bild.solarthermie}}"/>
+            <wp:cNvGraphicFramePr>
+              <a:graphicFrameLocks xmlns:a="http://schemas.openxmlformats.org/drawingml/2006/main" noChangeAspect="1"/>
+            </wp:cNvGraphicFramePr>
+            <a:graphic xmlns:a="http://schemas.openxmlformats.org/drawingml/2006/main">
+              <a:graphicData uri="http://schemas.openxmlformats.org/drawingml/2006/picture">
+                <pic:pic xmlns:pic="http://schemas.openxmlformats.org/drawingml/2006/picture">
+                  <pic:nvPicPr>
+                    <pic:cNvPr id="0" name="bildplatzhalter.png"/>
+                    <pic:cNvPicPr/>
+                  </pic:nvPicPr>
+                  <pic:blipFill>
+                    <a:blip r:embed="rIdBildplatzhalter"/>
+                    <a:stretch>
+                      <a:fillRect/>
+                    </a:stretch>
+                  </pic:blipFill>
+                  <pic:spPr>
+                    <a:xfrm>
+                      <a:off x="0" y="0"/>
+                      <a:ext cx="5940425" cy="2682772"/>
+                    </a:xfrm>
+                    <a:prstGeom prst="rect">
+                      <a:avLst/>
+                    </a:prstGeom>
+                  </pic:spPr>
+                </pic:pic>
+              </a:graphicData>
+            </a:graphic>
+          </wp:inline>
+        </w:drawing>
+      </w:r>
+    </w:p>
+    <w:p>
+      <w:pPr>
+        <w:pStyle w:val="Beschriftung"/>
+      </w:pPr>
+      <w:r>
+        <w:t xml:space="preserve">Solar thermal: heat production and heat demand</w:t>
+      </w:r>
+    </w:p>
+    <w:p>
+      <w:pPr>
+        <w:pStyle w:val="Normal"/>
+      </w:pPr>
+      <w:r>
+        <w:rPr>
+          <w:noProof/>
+        </w:rPr>
+        <w:t xml:space="preserve">{{/wenn}}</w:t>
+      </w:r>
+    </w:p>
+    <w:p>
+      <w:pPr>
+        <w:pStyle w:val="Normal"/>
+      </w:pPr>
+      <w:r>
+        <w:rPr>
+          <w:noProof/>
+        </w:rPr>
+        <w:t xml:space="preserve">{{#wenn hat.bild.bhkw}}</w:t>
+      </w:r>
+    </w:p>
+    <w:p>
+      <w:pPr>
+        <w:pStyle w:val="Normal"/>
+      </w:pPr>
+      <w:r>
+        <w:rPr>
+          <w:noProof/>
+        </w:rPr>
+        <w:drawing>
+          <wp:inline distT="0" distB="0" distL="0" distR="0">
+            <wp:extent cx="5940425" cy="2682772"/>
+            <wp:effectExtent l="0" t="0" r="0" b="0"/>
+            <wp:docPr id="114" name="Bildplatzhalter 114" descr="{{stand.bild.bhkw}}"/>
+            <wp:cNvGraphicFramePr>
+              <a:graphicFrameLocks xmlns:a="http://schemas.openxmlformats.org/drawingml/2006/main" noChangeAspect="1"/>
+            </wp:cNvGraphicFramePr>
+            <a:graphic xmlns:a="http://schemas.openxmlformats.org/drawingml/2006/main">
+              <a:graphicData uri="http://schemas.openxmlformats.org/drawingml/2006/picture">
+                <pic:pic xmlns:pic="http://schemas.openxmlformats.org/drawingml/2006/picture">
+                  <pic:nvPicPr>
+                    <pic:cNvPr id="0" name="bildplatzhalter.png"/>
+                    <pic:cNvPicPr/>
+                  </pic:nvPicPr>
+                  <pic:blipFill>
+                    <a:blip r:embed="rIdBildplatzhalter"/>
+                    <a:stretch>
+                      <a:fillRect/>
+                    </a:stretch>
+                  </pic:blipFill>
+                  <pic:spPr>
+                    <a:xfrm>
+                      <a:off x="0" y="0"/>
+                      <a:ext cx="5940425" cy="2682772"/>
+                    </a:xfrm>
+                    <a:prstGeom prst="rect">
+                      <a:avLst/>
+                    </a:prstGeom>
+                  </pic:spPr>
+                </pic:pic>
+              </a:graphicData>
+            </a:graphic>
+          </wp:inline>
+        </w:drawing>
+      </w:r>
+    </w:p>
+    <w:p>
+      <w:pPr>
+        <w:pStyle w:val="Beschriftung"/>
+      </w:pPr>
+      <w:r>
+        <w:t xml:space="preserve">CHP: heat production, residual heat and heat demand</w:t>
+      </w:r>
+    </w:p>
+    <w:p>
+      <w:pPr>
+        <w:pStyle w:val="Normal"/>
+      </w:pPr>
+      <w:r>
+        <w:rPr>
+          <w:noProof/>
+        </w:rPr>
+        <w:t xml:space="preserve">{{/wenn}}</w:t>
+      </w:r>
+    </w:p>
+    <w:p>
+      <w:pPr>
+        <w:pStyle w:val="Normal"/>
+      </w:pPr>
+      <w:r>
+        <w:rPr>
+          <w:noProof/>
+        </w:rPr>
+        <w:t xml:space="preserve">{{#wenn hat.bild.photovoltaik}}</w:t>
+      </w:r>
+    </w:p>
+    <w:p>
+      <w:pPr>
+        <w:pStyle w:val="Normal"/>
+      </w:pPr>
+      <w:r>
+        <w:rPr>
+          <w:noProof/>
+        </w:rPr>
+        <w:drawing>
+          <wp:inline distT="0" distB="0" distL="0" distR="0">
+            <wp:extent cx="5940425" cy="2682772"/>
+            <wp:effectExtent l="0" t="0" r="0" b="0"/>
+            <wp:docPr id="115" name="Bildplatzhalter 115" descr="{{stand.bild.photovoltaik}}"/>
+            <wp:cNvGraphicFramePr>
+              <a:graphicFrameLocks xmlns:a="http://schemas.openxmlformats.org/drawingml/2006/main" noChangeAspect="1"/>
+            </wp:cNvGraphicFramePr>
+            <a:graphic xmlns:a="http://schemas.openxmlformats.org/drawingml/2006/main">
+              <a:graphicData uri="http://schemas.openxmlformats.org/drawingml/2006/picture">
+                <pic:pic xmlns:pic="http://schemas.openxmlformats.org/drawingml/2006/picture">
+                  <pic:nvPicPr>
+                    <pic:cNvPr id="0" name="bildplatzhalter.png"/>
+                    <pic:cNvPicPr/>
+                  </pic:nvPicPr>
+                  <pic:blipFill>
+                    <a:blip r:embed="rIdBildplatzhalter"/>
+                    <a:stretch>
+                      <a:fillRect/>
+                    </a:stretch>
+                  </pic:blipFill>
+                  <pic:spPr>
+                    <a:xfrm>
+                      <a:off x="0" y="0"/>
+                      <a:ext cx="5940425" cy="2682772"/>
+                    </a:xfrm>
+                    <a:prstGeom prst="rect">
+                      <a:avLst/>
+                    </a:prstGeom>
+                  </pic:spPr>
+                </pic:pic>
+              </a:graphicData>
+            </a:graphic>
+          </wp:inline>
+        </w:drawing>
+      </w:r>
+    </w:p>
+    <w:p>
+      <w:pPr>
+        <w:pStyle w:val="Beschriftung"/>
+      </w:pPr>
+      <w:r>
+        <w:t xml:space="preserve">Photovoltaics: generation, surplus and electricity demand</w:t>
+      </w:r>
+    </w:p>
+    <w:p>
+      <w:pPr>
+        <w:pStyle w:val="Normal"/>
+      </w:pPr>
+      <w:r>
+        <w:rPr>
+          <w:noProof/>
+        </w:rPr>
+        <w:t xml:space="preserve">{{/wenn}}</w:t>
+      </w:r>
+    </w:p>
+    <w:p>
+      <w:pPr>
+        <w:pStyle w:val="Normal"/>
+      </w:pPr>
+      <w:r>
+        <w:rPr>
+          <w:noProof/>
+        </w:rPr>
+        <w:t xml:space="preserve">{{#wenn stand.hat_speicherlauf}}</w:t>
+      </w:r>
+    </w:p>
+    <w:p>
+      <w:pPr>
+        <w:pStyle w:val="Normal"/>
+      </w:pPr>
+      <w:r>
+        <w:t xml:space="preserve">Battery storage: </w:t>
+      </w:r>
+      <w:r>
+        <w:rPr>
+          <w:noProof/>
+        </w:rPr>
+        <w:t xml:space="preserve">{{stand.speicher.betriebsart}}</w:t>
+      </w:r>
+      <w:r>
+        <w:t xml:space="preserve">, </w:t>
+      </w:r>
+      <w:r>
+        <w:rPr>
+          <w:noProof/>
+        </w:rPr>
+        <w:t xml:space="preserve">{{stand.speicher.berechnungsart}}</w:t>
+      </w:r>
+    </w:p>
+    <w:p>
+      <w:pPr>
+        <w:pStyle w:val="Normal"/>
+      </w:pPr>
+      <w:r>
+        <w:t xml:space="preserve">Yield </w:t>
+      </w:r>
+      <w:r>
+        <w:rPr>
+          <w:noProof/>
+        </w:rPr>
+        <w:t xml:space="preserve">{{stand.speicher.ertrag}}</w:t>
+      </w:r>
+      <w:r>
+        <w:t xml:space="preserve">, surplus </w:t>
+      </w:r>
+      <w:r>
+        <w:rPr>
+          <w:noProof/>
+        </w:rPr>
+        <w:t xml:space="preserve">{{stand.speicher.ueberschuss}}</w:t>
+      </w:r>
+      <w:r>
+        <w:t xml:space="preserve">, payback </w:t>
+      </w:r>
+      <w:r>
+        <w:rPr>
+          <w:noProof/>
+        </w:rPr>
+        <w:t xml:space="preserve">{{stand.speicher.amortisation}}</w:t>
+      </w:r>
+    </w:p>
+    <w:p>
+      <w:pPr>
+        <w:pStyle w:val="Normal"/>
+      </w:pPr>
+      <w:r>
+        <w:t xml:space="preserve">Full cycles </w:t>
+      </w:r>
+      <w:r>
+        <w:rPr>
+          <w:noProof/>
+        </w:rPr>
+        <w:t xml:space="preserve">{{stand.speicher.vollzyklen}}</w:t>
+      </w:r>
+      <w:r>
+        <w:t xml:space="preserve">, self-consumption </w:t>
+      </w:r>
+      <w:r>
+        <w:rPr>
+          <w:noProof/>
+        </w:rPr>
+        <w:t xml:space="preserve">{{stand.speicher.eigenverbrauch}}</w:t>
+      </w:r>
+      <w:r>
+        <w:t xml:space="preserve">, self-sufficiency </w:t>
+      </w:r>
+      <w:r>
+        <w:rPr>
+          <w:noProof/>
+        </w:rPr>
+        <w:t xml:space="preserve">{{stand.speicher.autarkie}}</w:t>
+      </w:r>
+    </w:p>
+    <w:p>
+      <w:pPr>
+        <w:pStyle w:val="Normal"/>
+      </w:pPr>
+      <w:r>
+        <w:rPr>
+          <w:noProof/>
+        </w:rPr>
+        <w:t xml:space="preserve">{{/wenn}}</w:t>
+      </w:r>
+    </w:p>
+    <w:p>
+      <w:pPr>
+        <w:pStyle w:val="Normal"/>
+      </w:pPr>
+      <w:r>
+        <w:rPr>
+          <w:noProof/>
+        </w:rPr>
+        <w:t xml:space="preserve">{{#wenn hat.bild.solarthermie}}</w:t>
+      </w:r>
+    </w:p>
+    <w:p>
+      <w:pPr>
+        <w:pStyle w:val="Normal"/>
+      </w:pPr>
+      <w:r>
+        <w:t xml:space="preserve">Solar coverage of the heat demand: </w:t>
+      </w:r>
+      <w:r>
+        <w:rPr>
+          <w:noProof/>
+        </w:rPr>
+        <w:t xml:space="preserve">{{stand.solarthermie.deckung}}</w:t>
+      </w:r>
+    </w:p>
+    <w:p>
+      <w:pPr>
+        <w:pStyle w:val="Normal"/>
+      </w:pPr>
+      <w:r>
+        <w:rPr>
+          <w:noProof/>
+        </w:rPr>
+        <w:t xml:space="preserve">{{/wenn}}</w:t>
+      </w:r>
+    </w:p>
+    <w:p>
+      <w:pPr>
+        <w:pStyle w:val="Normal"/>
+      </w:pPr>
+      <w:r>
+        <w:rPr>
+          <w:noProof/>
+        </w:rPr>
         <w:t xml:space="preserve">{{/je}}</w:t>
       </w:r>
     </w:p>
@@ -3271,7 +4166,7 @@
           <wp:inline distT="0" distB="0" distL="0" distR="0">
             <wp:extent cx="5940425" cy="3564255"/>
             <wp:effectExtent l="0" t="0" r="0" b="0"/>
-            <wp:docPr id="106" name="Bildplatzhalter 106" descr="{{bild.vergleich.balken.energie.brennstoff}}"/>
+            <wp:docPr id="116" name="Bildplatzhalter 116" descr="{{bild.vergleich.balken.energie.brennstoff}}"/>
             <wp:cNvGraphicFramePr>
               <a:graphicFrameLocks xmlns:a="http://schemas.openxmlformats.org/drawingml/2006/main" noChangeAspect="1"/>
             </wp:cNvGraphicFramePr>
@@ -3352,7 +4247,7 @@
           <wp:inline distT="0" distB="0" distL="0" distR="0">
             <wp:extent cx="5940425" cy="3564255"/>
             <wp:effectExtent l="0" t="0" r="0" b="0"/>
-            <wp:docPr id="107" name="Bildplatzhalter 107" descr="{{bild.vergleich.balken.energie.netzbezug}}"/>
+            <wp:docPr id="117" name="Bildplatzhalter 117" descr="{{bild.vergleich.balken.energie.netzbezug}}"/>
             <wp:cNvGraphicFramePr>
               <a:graphicFrameLocks xmlns:a="http://schemas.openxmlformats.org/drawingml/2006/main" noChangeAspect="1"/>
             </wp:cNvGraphicFramePr>
@@ -3433,7 +4328,7 @@
           <wp:inline distT="0" distB="0" distL="0" distR="0">
             <wp:extent cx="5940425" cy="3564255"/>
             <wp:effectExtent l="0" t="0" r="0" b="0"/>
-            <wp:docPr id="108" name="Bildplatzhalter 108" descr="{{bild.vergleich.balken.energie.waermerest}}"/>
+            <wp:docPr id="118" name="Bildplatzhalter 118" descr="{{bild.vergleich.balken.energie.waermerest}}"/>
             <wp:cNvGraphicFramePr>
               <a:graphicFrameLocks xmlns:a="http://schemas.openxmlformats.org/drawingml/2006/main" noChangeAspect="1"/>
             </wp:cNvGraphicFramePr>
@@ -3514,7 +4409,7 @@
           <wp:inline distT="0" distB="0" distL="0" distR="0">
             <wp:extent cx="5940425" cy="3564255"/>
             <wp:effectExtent l="0" t="0" r="0" b="0"/>
-            <wp:docPr id="109" name="Bildplatzhalter 109" descr="{{bild.vergleich.balken.eff.jaz}}"/>
+            <wp:docPr id="119" name="Bildplatzhalter 119" descr="{{bild.vergleich.balken.eff.jaz}}"/>
             <wp:cNvGraphicFramePr>
               <a:graphicFrameLocks xmlns:a="http://schemas.openxmlformats.org/drawingml/2006/main" noChangeAspect="1"/>
             </wp:cNvGraphicFramePr>
@@ -3667,7 +4562,7 @@
                 <wp:inline distT="0" distB="0" distL="0" distR="0">
                   <wp:extent cx="2808000" cy="1752000"/>
                   <wp:effectExtent l="0" t="0" r="0" b="0"/>
-                  <wp:docPr id="110" name="Bildplatzhalter 110" descr="{{stand.bild.deckung_waerme}}"/>
+                  <wp:docPr id="120" name="Bildplatzhalter 120" descr="{{stand.bild.deckung_waerme}}"/>
                   <wp:cNvGraphicFramePr>
                     <a:graphicFrameLocks xmlns:a="http://schemas.openxmlformats.org/drawingml/2006/main" noChangeAspect="1"/>
                   </wp:cNvGraphicFramePr>
@@ -3715,7 +4610,7 @@
                 <wp:inline distT="0" distB="0" distL="0" distR="0">
                   <wp:extent cx="2808000" cy="1752000"/>
                   <wp:effectExtent l="0" t="0" r="0" b="0"/>
-                  <wp:docPr id="111" name="Bildplatzhalter 111" descr="{{stand.bild.deckung_strom}}"/>
+                  <wp:docPr id="121" name="Bildplatzhalter 121" descr="{{stand.bild.deckung_strom}}"/>
                   <wp:cNvGraphicFramePr>
                     <a:graphicFrameLocks xmlns:a="http://schemas.openxmlformats.org/drawingml/2006/main" noChangeAspect="1"/>
                   </wp:cNvGraphicFramePr>
@@ -4515,7 +5410,7 @@
           <wp:inline distT="0" distB="0" distL="0" distR="0">
             <wp:extent cx="5940425" cy="3564255"/>
             <wp:effectExtent l="0" t="0" r="0" b="0"/>
-            <wp:docPr id="112" name="Bildplatzhalter 112" descr="{{bild.wirtschaft.kapitalwert_szenarien}}"/>
+            <wp:docPr id="122" name="Bildplatzhalter 122" descr="{{bild.wirtschaft.kapitalwert_szenarien}}"/>
             <wp:cNvGraphicFramePr>
               <a:graphicFrameLocks xmlns:a="http://schemas.openxmlformats.org/drawingml/2006/main" noChangeAspect="1"/>
             </wp:cNvGraphicFramePr>
@@ -4582,7 +5477,7 @@
           <wp:inline distT="0" distB="0" distL="0" distR="0">
             <wp:extent cx="5940425" cy="2970212"/>
             <wp:effectExtent l="0" t="0" r="0" b="0"/>
-            <wp:docPr id="113" name="Bildplatzhalter 113" descr="{{bild.wirtschaft.barwerte_kumuliert}}"/>
+            <wp:docPr id="123" name="Bildplatzhalter 123" descr="{{bild.wirtschaft.barwerte_kumuliert}}"/>
             <wp:cNvGraphicFramePr>
               <a:graphicFrameLocks xmlns:a="http://schemas.openxmlformats.org/drawingml/2006/main" noChangeAspect="1"/>
             </wp:cNvGraphicFramePr>
@@ -4657,7 +5552,7 @@
           <wp:inline distT="0" distB="0" distL="0" distR="0">
             <wp:extent cx="5940425" cy="3564255"/>
             <wp:effectExtent l="0" t="0" r="0" b="0"/>
-            <wp:docPr id="114" name="Bildplatzhalter 114" descr="{{bild.wirtschaft.bruecke}}"/>
+            <wp:docPr id="124" name="Bildplatzhalter 124" descr="{{bild.wirtschaft.bruecke}}"/>
             <wp:cNvGraphicFramePr>
               <a:graphicFrameLocks xmlns:a="http://schemas.openxmlformats.org/drawingml/2006/main" noChangeAspect="1"/>
             </wp:cNvGraphicFramePr>
@@ -4790,7 +5685,7 @@
           <wp:inline distT="0" distB="0" distL="0" distR="0">
             <wp:extent cx="5940425" cy="3564255"/>
             <wp:effectExtent l="0" t="0" r="0" b="0"/>
-            <wp:docPr id="115" name="Bildplatzhalter 115" descr="{{stand.bild.zahlungsstrom}}"/>
+            <wp:docPr id="125" name="Bildplatzhalter 125" descr="{{stand.bild.zahlungsstrom}}"/>
             <wp:cNvGraphicFramePr>
               <a:graphicFrameLocks xmlns:a="http://schemas.openxmlformats.org/drawingml/2006/main" noChangeAspect="1"/>
             </wp:cNvGraphicFramePr>
@@ -4946,7 +5841,7 @@
           <wp:inline distT="0" distB="0" distL="0" distR="0">
             <wp:extent cx="5940425" cy="2970212"/>
             <wp:effectExtent l="0" t="0" r="0" b="0"/>
-            <wp:docPr id="116" name="Bildplatzhalter 116" descr="{{bild.wirtschaft.spanne}}"/>
+            <wp:docPr id="126" name="Bildplatzhalter 126" descr="{{bild.wirtschaft.spanne}}"/>
             <wp:cNvGraphicFramePr>
               <a:graphicFrameLocks xmlns:a="http://schemas.openxmlformats.org/drawingml/2006/main" noChangeAspect="1"/>
             </wp:cNvGraphicFramePr>

--- a/WindowsFormsApplication1/Allgemein/Bericht/Vorlagen/Berichtsvorlage_Ausfuehrlich_en.docx
+++ b/WindowsFormsApplication1/Allgemein/Bericht/Vorlagen/Berichtsvorlage_Ausfuehrlich_en.docx
@@ -3369,6 +3369,47 @@
       </w:pPr>
       <w:r>
         <w:t xml:space="preserve">Photovoltaics: generation, surplus and electricity demand</w:t>
+      </w:r>
+    </w:p>
+    <w:p>
+      <w:pPr>
+        <w:pStyle w:val="Normal"/>
+      </w:pPr>
+      <w:r>
+        <w:rPr>
+          <w:noProof/>
+        </w:rPr>
+        <w:t xml:space="preserve">{{/wenn}}</w:t>
+      </w:r>
+    </w:p>
+    <w:p>
+      <w:pPr>
+        <w:pStyle w:val="Normal"/>
+      </w:pPr>
+      <w:r>
+        <w:rPr>
+          <w:noProof/>
+        </w:rPr>
+        <w:t xml:space="preserve">{{#wenn hat.tabelle.heizkessel}}</w:t>
+      </w:r>
+    </w:p>
+    <w:p>
+      <w:pPr>
+        <w:pStyle w:val="Normal"/>
+      </w:pPr>
+      <w:r>
+        <w:t xml:space="preserve">Operation per boiler: annual efficiency, share of condensing operation by hours and by heat, starts per year</w:t>
+      </w:r>
+    </w:p>
+    <w:p>
+      <w:pPr>
+        <w:pStyle w:val="Normal"/>
+      </w:pPr>
+      <w:r>
+        <w:rPr>
+          <w:noProof/>
+        </w:rPr>
+        <w:t xml:space="preserve">{{stand.tabelle.heizkessel}}</w:t>
       </w:r>
     </w:p>
     <w:p>

--- a/WindowsFormsApplication1/Allgemein/Bericht/Vorlagen/Berichtsvorlage_Ausfuehrlich_en.docx
+++ b/WindowsFormsApplication1/Allgemein/Bericht/Vorlagen/Berichtsvorlage_Ausfuehrlich_en.docx
@@ -1683,6 +1683,47 @@
           <w:noProof/>
         </w:rPr>
         <w:t xml:space="preserve">{{tabelle.gebaeude.ergebnis}}</w:t>
+      </w:r>
+    </w:p>
+    <w:p>
+      <w:pPr>
+        <w:pStyle w:val="Normal"/>
+      </w:pPr>
+      <w:r>
+        <w:rPr>
+          <w:noProof/>
+        </w:rPr>
+        <w:t xml:space="preserve">{{/wenn}}</w:t>
+      </w:r>
+    </w:p>
+    <w:p>
+      <w:pPr>
+        <w:pStyle w:val="Normal"/>
+      </w:pPr>
+      <w:r>
+        <w:rPr>
+          <w:noProof/>
+        </w:rPr>
+        <w:t xml:space="preserve">{{#wenn hat.tabelle.pufferauslegung}}</w:t>
+      </w:r>
+    </w:p>
+    <w:p>
+      <w:pPr>
+        <w:pStyle w:val="Heading2"/>
+      </w:pPr>
+      <w:r>
+        <w:t xml:space="preserve">Buffer storage design</w:t>
+      </w:r>
+    </w:p>
+    <w:p>
+      <w:pPr>
+        <w:pStyle w:val="Normal"/>
+      </w:pPr>
+      <w:r>
+        <w:rPr>
+          <w:noProof/>
+        </w:rPr>
+        <w:t xml:space="preserve">{{tabelle.pufferauslegung}}</w:t>
       </w:r>
     </w:p>
     <w:p>

--- a/WindowsFormsApplication1/Allgemein/Bericht/Vorlagen/Berichtsvorlage_Ausfuehrlich_en.docx
+++ b/WindowsFormsApplication1/Allgemein/Bericht/Vorlagen/Berichtsvorlage_Ausfuehrlich_en.docx
@@ -3315,7 +3315,7 @@
         <w:rPr>
           <w:noProof/>
         </w:rPr>
-        <w:t xml:space="preserve">{{#wenn hat.bild.photovoltaik}}</w:t>
+        <w:t xml:space="preserve">{{#wenn hat.bild.bhkw_strom}}</w:t>
       </w:r>
     </w:p>
     <w:p>
@@ -3330,7 +3330,7 @@
           <wp:inline distT="0" distB="0" distL="0" distR="0">
             <wp:extent cx="5940425" cy="2682772"/>
             <wp:effectExtent l="0" t="0" r="0" b="0"/>
-            <wp:docPr id="115" name="Bildplatzhalter 115" descr="{{stand.bild.photovoltaik}}"/>
+            <wp:docPr id="115" name="Bildplatzhalter 115" descr="{{stand.bild.bhkw_strom}}"/>
             <wp:cNvGraphicFramePr>
               <a:graphicFrameLocks xmlns:a="http://schemas.openxmlformats.org/drawingml/2006/main" noChangeAspect="1"/>
             </wp:cNvGraphicFramePr>
@@ -3368,7 +3368,157 @@
         <w:pStyle w:val="Beschriftung"/>
       </w:pPr>
       <w:r>
+        <w:t xml:space="preserve">CHP: power production, feed-in, residual power demand and power demand</w:t>
+      </w:r>
+    </w:p>
+    <w:p>
+      <w:pPr>
+        <w:pStyle w:val="Normal"/>
+      </w:pPr>
+      <w:r>
+        <w:rPr>
+          <w:noProof/>
+        </w:rPr>
+        <w:t xml:space="preserve">{{/wenn}}</w:t>
+      </w:r>
+    </w:p>
+    <w:p>
+      <w:pPr>
+        <w:pStyle w:val="Normal"/>
+      </w:pPr>
+      <w:r>
+        <w:rPr>
+          <w:noProof/>
+        </w:rPr>
+        <w:t xml:space="preserve">{{#wenn hat.bild.photovoltaik}}</w:t>
+      </w:r>
+    </w:p>
+    <w:p>
+      <w:pPr>
+        <w:pStyle w:val="Normal"/>
+      </w:pPr>
+      <w:r>
+        <w:rPr>
+          <w:noProof/>
+        </w:rPr>
+        <w:drawing>
+          <wp:inline distT="0" distB="0" distL="0" distR="0">
+            <wp:extent cx="5940425" cy="2682772"/>
+            <wp:effectExtent l="0" t="0" r="0" b="0"/>
+            <wp:docPr id="116" name="Bildplatzhalter 116" descr="{{stand.bild.photovoltaik}}"/>
+            <wp:cNvGraphicFramePr>
+              <a:graphicFrameLocks xmlns:a="http://schemas.openxmlformats.org/drawingml/2006/main" noChangeAspect="1"/>
+            </wp:cNvGraphicFramePr>
+            <a:graphic xmlns:a="http://schemas.openxmlformats.org/drawingml/2006/main">
+              <a:graphicData uri="http://schemas.openxmlformats.org/drawingml/2006/picture">
+                <pic:pic xmlns:pic="http://schemas.openxmlformats.org/drawingml/2006/picture">
+                  <pic:nvPicPr>
+                    <pic:cNvPr id="0" name="bildplatzhalter.png"/>
+                    <pic:cNvPicPr/>
+                  </pic:nvPicPr>
+                  <pic:blipFill>
+                    <a:blip r:embed="rIdBildplatzhalter"/>
+                    <a:stretch>
+                      <a:fillRect/>
+                    </a:stretch>
+                  </pic:blipFill>
+                  <pic:spPr>
+                    <a:xfrm>
+                      <a:off x="0" y="0"/>
+                      <a:ext cx="5940425" cy="2682772"/>
+                    </a:xfrm>
+                    <a:prstGeom prst="rect">
+                      <a:avLst/>
+                    </a:prstGeom>
+                  </pic:spPr>
+                </pic:pic>
+              </a:graphicData>
+            </a:graphic>
+          </wp:inline>
+        </w:drawing>
+      </w:r>
+    </w:p>
+    <w:p>
+      <w:pPr>
+        <w:pStyle w:val="Beschriftung"/>
+      </w:pPr>
+      <w:r>
         <w:t xml:space="preserve">Photovoltaics: generation, surplus and electricity demand</w:t>
+      </w:r>
+    </w:p>
+    <w:p>
+      <w:pPr>
+        <w:pStyle w:val="Normal"/>
+      </w:pPr>
+      <w:r>
+        <w:rPr>
+          <w:noProof/>
+        </w:rPr>
+        <w:t xml:space="preserve">{{/wenn}}</w:t>
+      </w:r>
+    </w:p>
+    <w:p>
+      <w:pPr>
+        <w:pStyle w:val="Normal"/>
+      </w:pPr>
+      <w:r>
+        <w:rPr>
+          <w:noProof/>
+        </w:rPr>
+        <w:t xml:space="preserve">{{#wenn hat.bild.kaelte_produktion}}</w:t>
+      </w:r>
+    </w:p>
+    <w:p>
+      <w:pPr>
+        <w:pStyle w:val="Normal"/>
+      </w:pPr>
+      <w:r>
+        <w:rPr>
+          <w:noProof/>
+        </w:rPr>
+        <w:drawing>
+          <wp:inline distT="0" distB="0" distL="0" distR="0">
+            <wp:extent cx="5940425" cy="2682772"/>
+            <wp:effectExtent l="0" t="0" r="0" b="0"/>
+            <wp:docPr id="117" name="Bildplatzhalter 117" descr="{{stand.bild.kaelte_produktion}}"/>
+            <wp:cNvGraphicFramePr>
+              <a:graphicFrameLocks xmlns:a="http://schemas.openxmlformats.org/drawingml/2006/main" noChangeAspect="1"/>
+            </wp:cNvGraphicFramePr>
+            <a:graphic xmlns:a="http://schemas.openxmlformats.org/drawingml/2006/main">
+              <a:graphicData uri="http://schemas.openxmlformats.org/drawingml/2006/picture">
+                <pic:pic xmlns:pic="http://schemas.openxmlformats.org/drawingml/2006/picture">
+                  <pic:nvPicPr>
+                    <pic:cNvPr id="0" name="bildplatzhalter.png"/>
+                    <pic:cNvPicPr/>
+                  </pic:nvPicPr>
+                  <pic:blipFill>
+                    <a:blip r:embed="rIdBildplatzhalter"/>
+                    <a:stretch>
+                      <a:fillRect/>
+                    </a:stretch>
+                  </pic:blipFill>
+                  <pic:spPr>
+                    <a:xfrm>
+                      <a:off x="0" y="0"/>
+                      <a:ext cx="5940425" cy="2682772"/>
+                    </a:xfrm>
+                    <a:prstGeom prst="rect">
+                      <a:avLst/>
+                    </a:prstGeom>
+                  </pic:spPr>
+                </pic:pic>
+              </a:graphicData>
+            </a:graphic>
+          </wp:inline>
+        </w:drawing>
+      </w:r>
+    </w:p>
+    <w:p>
+      <w:pPr>
+        <w:pStyle w:val="Beschriftung"/>
+      </w:pPr>
+      <w:r>
+        <w:t xml:space="preserve">Cooling production: covered cooling per heat pump, uncovered cooling and cooling demand</w:t>
       </w:r>
     </w:p>
     <w:p>
@@ -4207,7 +4357,7 @@
           <wp:inline distT="0" distB="0" distL="0" distR="0">
             <wp:extent cx="5940425" cy="3564255"/>
             <wp:effectExtent l="0" t="0" r="0" b="0"/>
-            <wp:docPr id="116" name="Bildplatzhalter 116" descr="{{bild.vergleich.balken.energie.brennstoff}}"/>
+            <wp:docPr id="118" name="Bildplatzhalter 118" descr="{{bild.vergleich.balken.energie.brennstoff}}"/>
             <wp:cNvGraphicFramePr>
               <a:graphicFrameLocks xmlns:a="http://schemas.openxmlformats.org/drawingml/2006/main" noChangeAspect="1"/>
             </wp:cNvGraphicFramePr>
@@ -4288,7 +4438,7 @@
           <wp:inline distT="0" distB="0" distL="0" distR="0">
             <wp:extent cx="5940425" cy="3564255"/>
             <wp:effectExtent l="0" t="0" r="0" b="0"/>
-            <wp:docPr id="117" name="Bildplatzhalter 117" descr="{{bild.vergleich.balken.energie.netzbezug}}"/>
+            <wp:docPr id="119" name="Bildplatzhalter 119" descr="{{bild.vergleich.balken.energie.netzbezug}}"/>
             <wp:cNvGraphicFramePr>
               <a:graphicFrameLocks xmlns:a="http://schemas.openxmlformats.org/drawingml/2006/main" noChangeAspect="1"/>
             </wp:cNvGraphicFramePr>
@@ -4369,7 +4519,7 @@
           <wp:inline distT="0" distB="0" distL="0" distR="0">
             <wp:extent cx="5940425" cy="3564255"/>
             <wp:effectExtent l="0" t="0" r="0" b="0"/>
-            <wp:docPr id="118" name="Bildplatzhalter 118" descr="{{bild.vergleich.balken.energie.waermerest}}"/>
+            <wp:docPr id="120" name="Bildplatzhalter 120" descr="{{bild.vergleich.balken.energie.waermerest}}"/>
             <wp:cNvGraphicFramePr>
               <a:graphicFrameLocks xmlns:a="http://schemas.openxmlformats.org/drawingml/2006/main" noChangeAspect="1"/>
             </wp:cNvGraphicFramePr>
@@ -4450,7 +4600,7 @@
           <wp:inline distT="0" distB="0" distL="0" distR="0">
             <wp:extent cx="5940425" cy="3564255"/>
             <wp:effectExtent l="0" t="0" r="0" b="0"/>
-            <wp:docPr id="119" name="Bildplatzhalter 119" descr="{{bild.vergleich.balken.eff.jaz}}"/>
+            <wp:docPr id="121" name="Bildplatzhalter 121" descr="{{bild.vergleich.balken.eff.jaz}}"/>
             <wp:cNvGraphicFramePr>
               <a:graphicFrameLocks xmlns:a="http://schemas.openxmlformats.org/drawingml/2006/main" noChangeAspect="1"/>
             </wp:cNvGraphicFramePr>
@@ -4603,7 +4753,7 @@
                 <wp:inline distT="0" distB="0" distL="0" distR="0">
                   <wp:extent cx="2808000" cy="1752000"/>
                   <wp:effectExtent l="0" t="0" r="0" b="0"/>
-                  <wp:docPr id="120" name="Bildplatzhalter 120" descr="{{stand.bild.deckung_waerme}}"/>
+                  <wp:docPr id="122" name="Bildplatzhalter 122" descr="{{stand.bild.deckung_waerme}}"/>
                   <wp:cNvGraphicFramePr>
                     <a:graphicFrameLocks xmlns:a="http://schemas.openxmlformats.org/drawingml/2006/main" noChangeAspect="1"/>
                   </wp:cNvGraphicFramePr>
@@ -4651,7 +4801,7 @@
                 <wp:inline distT="0" distB="0" distL="0" distR="0">
                   <wp:extent cx="2808000" cy="1752000"/>
                   <wp:effectExtent l="0" t="0" r="0" b="0"/>
-                  <wp:docPr id="121" name="Bildplatzhalter 121" descr="{{stand.bild.deckung_strom}}"/>
+                  <wp:docPr id="123" name="Bildplatzhalter 123" descr="{{stand.bild.deckung_strom}}"/>
                   <wp:cNvGraphicFramePr>
                     <a:graphicFrameLocks xmlns:a="http://schemas.openxmlformats.org/drawingml/2006/main" noChangeAspect="1"/>
                   </wp:cNvGraphicFramePr>
@@ -5451,7 +5601,7 @@
           <wp:inline distT="0" distB="0" distL="0" distR="0">
             <wp:extent cx="5940425" cy="3564255"/>
             <wp:effectExtent l="0" t="0" r="0" b="0"/>
-            <wp:docPr id="122" name="Bildplatzhalter 122" descr="{{bild.wirtschaft.kapitalwert_szenarien}}"/>
+            <wp:docPr id="124" name="Bildplatzhalter 124" descr="{{bild.wirtschaft.kapitalwert_szenarien}}"/>
             <wp:cNvGraphicFramePr>
               <a:graphicFrameLocks xmlns:a="http://schemas.openxmlformats.org/drawingml/2006/main" noChangeAspect="1"/>
             </wp:cNvGraphicFramePr>
@@ -5518,7 +5668,7 @@
           <wp:inline distT="0" distB="0" distL="0" distR="0">
             <wp:extent cx="5940425" cy="2970212"/>
             <wp:effectExtent l="0" t="0" r="0" b="0"/>
-            <wp:docPr id="123" name="Bildplatzhalter 123" descr="{{bild.wirtschaft.barwerte_kumuliert}}"/>
+            <wp:docPr id="125" name="Bildplatzhalter 125" descr="{{bild.wirtschaft.barwerte_kumuliert}}"/>
             <wp:cNvGraphicFramePr>
               <a:graphicFrameLocks xmlns:a="http://schemas.openxmlformats.org/drawingml/2006/main" noChangeAspect="1"/>
             </wp:cNvGraphicFramePr>
@@ -5593,7 +5743,7 @@
           <wp:inline distT="0" distB="0" distL="0" distR="0">
             <wp:extent cx="5940425" cy="3564255"/>
             <wp:effectExtent l="0" t="0" r="0" b="0"/>
-            <wp:docPr id="124" name="Bildplatzhalter 124" descr="{{bild.wirtschaft.bruecke}}"/>
+            <wp:docPr id="126" name="Bildplatzhalter 126" descr="{{bild.wirtschaft.bruecke}}"/>
             <wp:cNvGraphicFramePr>
               <a:graphicFrameLocks xmlns:a="http://schemas.openxmlformats.org/drawingml/2006/main" noChangeAspect="1"/>
             </wp:cNvGraphicFramePr>
@@ -5726,7 +5876,7 @@
           <wp:inline distT="0" distB="0" distL="0" distR="0">
             <wp:extent cx="5940425" cy="3564255"/>
             <wp:effectExtent l="0" t="0" r="0" b="0"/>
-            <wp:docPr id="125" name="Bildplatzhalter 125" descr="{{stand.bild.zahlungsstrom}}"/>
+            <wp:docPr id="127" name="Bildplatzhalter 127" descr="{{stand.bild.zahlungsstrom}}"/>
             <wp:cNvGraphicFramePr>
               <a:graphicFrameLocks xmlns:a="http://schemas.openxmlformats.org/drawingml/2006/main" noChangeAspect="1"/>
             </wp:cNvGraphicFramePr>
@@ -5882,7 +6032,7 @@
           <wp:inline distT="0" distB="0" distL="0" distR="0">
             <wp:extent cx="5940425" cy="2970212"/>
             <wp:effectExtent l="0" t="0" r="0" b="0"/>
-            <wp:docPr id="126" name="Bildplatzhalter 126" descr="{{bild.wirtschaft.spanne}}"/>
+            <wp:docPr id="128" name="Bildplatzhalter 128" descr="{{bild.wirtschaft.spanne}}"/>
             <wp:cNvGraphicFramePr>
               <a:graphicFrameLocks xmlns:a="http://schemas.openxmlformats.org/drawingml/2006/main" noChangeAspect="1"/>
             </wp:cNvGraphicFramePr>

--- a/WindowsFormsApplication1/Allgemein/Bericht/Vorlagen/Berichtsvorlage_Ausfuehrlich_en.docx
+++ b/WindowsFormsApplication1/Allgemein/Bericht/Vorlagen/Berichtsvorlage_Ausfuehrlich_en.docx
@@ -1724,6 +1724,47 @@
           <w:noProof/>
         </w:rPr>
         <w:t xml:space="preserve">{{tabelle.pufferauslegung}}</w:t>
+      </w:r>
+    </w:p>
+    <w:p>
+      <w:pPr>
+        <w:pStyle w:val="Normal"/>
+      </w:pPr>
+      <w:r>
+        <w:rPr>
+          <w:noProof/>
+        </w:rPr>
+        <w:t xml:space="preserve">{{/wenn}}</w:t>
+      </w:r>
+    </w:p>
+    <w:p>
+      <w:pPr>
+        <w:pStyle w:val="Normal"/>
+      </w:pPr>
+      <w:r>
+        <w:rPr>
+          <w:noProof/>
+        </w:rPr>
+        <w:t xml:space="preserve">{{#wenn hat.tabelle.kaeltespeicher}}</w:t>
+      </w:r>
+    </w:p>
+    <w:p>
+      <w:pPr>
+        <w:pStyle w:val="Heading2"/>
+      </w:pPr>
+      <w:r>
+        <w:t xml:space="preserve">Cold storage</w:t>
+      </w:r>
+    </w:p>
+    <w:p>
+      <w:pPr>
+        <w:pStyle w:val="Normal"/>
+      </w:pPr>
+      <w:r>
+        <w:rPr>
+          <w:noProof/>
+        </w:rPr>
+        <w:t xml:space="preserve">{{tabelle.kaeltespeicher}}</w:t>
       </w:r>
     </w:p>
     <w:p>

--- a/WindowsFormsApplication1/Allgemein/Bericht/Vorlagen/Berichtsvorlage_Ausfuehrlich_en.docx
+++ b/WindowsFormsApplication1/Allgemein/Bericht/Vorlagen/Berichtsvorlage_Ausfuehrlich_en.docx
@@ -4008,6 +4008,47 @@
         <w:rPr>
           <w:noProof/>
         </w:rPr>
+        <w:t xml:space="preserve">{{#wenn hat.tabelle.vergleich.gebaeude}}</w:t>
+      </w:r>
+    </w:p>
+    <w:p>
+      <w:pPr>
+        <w:pStyle w:val="Heading2"/>
+      </w:pPr>
+      <w:r>
+        <w:t xml:space="preserve">Buildings</w:t>
+      </w:r>
+    </w:p>
+    <w:p>
+      <w:pPr>
+        <w:pStyle w:val="Normal"/>
+      </w:pPr>
+      <w:r>
+        <w:rPr>
+          <w:noProof/>
+        </w:rPr>
+        <w:t xml:space="preserve">{{tabelle.vergleich.gebaeude}}</w:t>
+      </w:r>
+    </w:p>
+    <w:p>
+      <w:pPr>
+        <w:pStyle w:val="Normal"/>
+      </w:pPr>
+      <w:r>
+        <w:rPr>
+          <w:noProof/>
+        </w:rPr>
+        <w:t xml:space="preserve">{{/wenn}}</w:t>
+      </w:r>
+    </w:p>
+    <w:p>
+      <w:pPr>
+        <w:pStyle w:val="Normal"/>
+      </w:pPr>
+      <w:r>
+        <w:rPr>
+          <w:noProof/>
+        </w:rPr>
         <w:t xml:space="preserve">{{#wenn hat.tabelle.vergleich.emissionen}}</w:t>
       </w:r>
     </w:p>
@@ -5121,6 +5162,141 @@
           <w:noProof/>
         </w:rPr>
         <w:t xml:space="preserve">{{/je}}</w:t>
+      </w:r>
+    </w:p>
+    <w:p>
+      <w:pPr>
+        <w:pStyle w:val="Normal"/>
+      </w:pPr>
+      <w:r>
+        <w:rPr>
+          <w:noProof/>
+        </w:rPr>
+        <w:t xml:space="preserve">{{#wenn hat.varianten}}</w:t>
+      </w:r>
+    </w:p>
+    <w:p>
+      <w:pPr>
+        <w:pStyle w:val="Normal"/>
+      </w:pPr>
+      <w:r>
+        <w:rPr>
+          <w:noProof/>
+        </w:rPr>
+        <w:t xml:space="preserve">{{#wenn hat.tabelle.vergleich.gebaeude}}</w:t>
+      </w:r>
+    </w:p>
+    <w:p>
+      <w:pPr>
+        <w:pStyle w:val="Heading2"/>
+      </w:pPr>
+      <w:r>
+        <w:t xml:space="preserve">Buildings per project</w:t>
+      </w:r>
+    </w:p>
+    <w:p>
+      <w:pPr>
+        <w:pStyle w:val="Hinweis"/>
+      </w:pPr>
+      <w:r>
+        <w:t xml:space="preserve">The building table with ventilation and preheat values per project; the key figure group “Buildings” shows the deviation from the base.</w:t>
+      </w:r>
+    </w:p>
+    <w:p>
+      <w:pPr>
+        <w:pStyle w:val="Normal"/>
+      </w:pPr>
+      <w:r>
+        <w:rPr>
+          <w:noProof/>
+        </w:rPr>
+        <w:t xml:space="preserve">{{#je stand}}</w:t>
+      </w:r>
+    </w:p>
+    <w:p>
+      <w:pPr>
+        <w:pStyle w:val="Normal"/>
+      </w:pPr>
+      <w:r>
+        <w:rPr>
+          <w:noProof/>
+        </w:rPr>
+        <w:t xml:space="preserve">{{#wenn hat.tabelle.gebaeude}}</w:t>
+      </w:r>
+    </w:p>
+    <w:p>
+      <w:pPr>
+        <w:pStyle w:val="Heading3"/>
+      </w:pPr>
+      <w:r>
+        <w:rPr>
+          <w:noProof/>
+        </w:rPr>
+        <w:t xml:space="preserve">{{stand.rolle}}</w:t>
+      </w:r>
+      <w:r>
+        <w:t xml:space="preserve"> — </w:t>
+      </w:r>
+      <w:r>
+        <w:rPr>
+          <w:noProof/>
+        </w:rPr>
+        <w:t xml:space="preserve">{{stand.anzeige}}</w:t>
+      </w:r>
+    </w:p>
+    <w:p>
+      <w:pPr>
+        <w:pStyle w:val="Normal"/>
+      </w:pPr>
+      <w:r>
+        <w:rPr>
+          <w:noProof/>
+        </w:rPr>
+        <w:t xml:space="preserve">{{stand.tabelle.gebaeude}}</w:t>
+      </w:r>
+    </w:p>
+    <w:p>
+      <w:pPr>
+        <w:pStyle w:val="Normal"/>
+      </w:pPr>
+      <w:r>
+        <w:rPr>
+          <w:noProof/>
+        </w:rPr>
+        <w:t xml:space="preserve">{{/wenn}}</w:t>
+      </w:r>
+    </w:p>
+    <w:p>
+      <w:pPr>
+        <w:pStyle w:val="Normal"/>
+      </w:pPr>
+      <w:r>
+        <w:rPr>
+          <w:noProof/>
+        </w:rPr>
+        <w:t xml:space="preserve">{{/je}}</w:t>
+      </w:r>
+    </w:p>
+    <w:p>
+      <w:pPr>
+        <w:pStyle w:val="Normal"/>
+      </w:pPr>
+      <w:r>
+        <w:rPr>
+          <w:noProof/>
+        </w:rPr>
+        <w:t xml:space="preserve">{{/wenn}}</w:t>
+      </w:r>
+    </w:p>
+    <w:p>
+      <w:pPr>
+        <w:pStyle w:val="Normal"/>
+      </w:pPr>
+      <w:r>
+        <w:rPr>
+          <w:noProof/>
+        </w:rPr>
+        <w:t xml:space="preserve">{{/wenn}}</w:t>
       </w:r>
     </w:p>
     <w:p>

--- a/WindowsFormsApplication1/Allgemein/Bericht/Vorlagen/Berichtsvorlage_Ausfuehrlich_en.docx
+++ b/WindowsFormsApplication1/Allgemein/Bericht/Vorlagen/Berichtsvorlage_Ausfuehrlich_en.docx
@@ -5172,17 +5172,6 @@
         <w:rPr>
           <w:noProof/>
         </w:rPr>
-        <w:t xml:space="preserve">{{#wenn hat.varianten}}</w:t>
-      </w:r>
-    </w:p>
-    <w:p>
-      <w:pPr>
-        <w:pStyle w:val="Normal"/>
-      </w:pPr>
-      <w:r>
-        <w:rPr>
-          <w:noProof/>
-        </w:rPr>
         <w:t xml:space="preserve">{{#wenn hat.tabelle.vergleich.gebaeude}}</w:t>
       </w:r>
     </w:p>
@@ -5210,6 +5199,17 @@
         <w:rPr>
           <w:noProof/>
         </w:rPr>
+        <w:t xml:space="preserve">{{/wenn}}</w:t>
+      </w:r>
+    </w:p>
+    <w:p>
+      <w:pPr>
+        <w:pStyle w:val="Normal"/>
+      </w:pPr>
+      <w:r>
+        <w:rPr>
+          <w:noProof/>
+        </w:rPr>
         <w:t xml:space="preserve">{{#je stand}}</w:t>
       </w:r>
     </w:p>
@@ -5221,7 +5221,7 @@
         <w:rPr>
           <w:noProof/>
         </w:rPr>
-        <w:t xml:space="preserve">{{#wenn hat.tabelle.gebaeude}}</w:t>
+        <w:t xml:space="preserve">{{#wenn hat.tabelle.vergleich.gebaeude}}</w:t>
       </w:r>
     </w:p>
     <w:p>
@@ -5275,28 +5275,6 @@
           <w:noProof/>
         </w:rPr>
         <w:t xml:space="preserve">{{/je}}</w:t>
-      </w:r>
-    </w:p>
-    <w:p>
-      <w:pPr>
-        <w:pStyle w:val="Normal"/>
-      </w:pPr>
-      <w:r>
-        <w:rPr>
-          <w:noProof/>
-        </w:rPr>
-        <w:t xml:space="preserve">{{/wenn}}</w:t>
-      </w:r>
-    </w:p>
-    <w:p>
-      <w:pPr>
-        <w:pStyle w:val="Normal"/>
-      </w:pPr>
-      <w:r>
-        <w:rPr>
-          <w:noProof/>
-        </w:rPr>
-        <w:t xml:space="preserve">{{/wenn}}</w:t>
       </w:r>
     </w:p>
     <w:p>

--- a/WindowsFormsApplication1/Allgemein/Bericht/Vorlagen/Berichtsvorlage_Ausfuehrlich_en.docx
+++ b/WindowsFormsApplication1/Allgemein/Bericht/Vorlagen/Berichtsvorlage_Ausfuehrlich_en.docx
@@ -2208,6 +2208,47 @@
           <w:noProof/>
         </w:rPr>
         <w:t xml:space="preserve">{{tabelle.komponenten.kenndaten.stromspeicher}}</w:t>
+      </w:r>
+    </w:p>
+    <w:p>
+      <w:pPr>
+        <w:pStyle w:val="Normal"/>
+      </w:pPr>
+      <w:r>
+        <w:rPr>
+          <w:noProof/>
+        </w:rPr>
+        <w:t xml:space="preserve">{{/wenn}}</w:t>
+      </w:r>
+    </w:p>
+    <w:p>
+      <w:pPr>
+        <w:pStyle w:val="Normal"/>
+      </w:pPr>
+      <w:r>
+        <w:rPr>
+          <w:noProof/>
+        </w:rPr>
+        <w:t xml:space="preserve">{{#wenn hat.tabelle.komponenten.kenndaten.kaeltemaschine}}</w:t>
+      </w:r>
+    </w:p>
+    <w:p>
+      <w:pPr>
+        <w:pStyle w:val="Heading2"/>
+      </w:pPr>
+      <w:r>
+        <w:t xml:space="preserve">Chiller</w:t>
+      </w:r>
+    </w:p>
+    <w:p>
+      <w:pPr>
+        <w:pStyle w:val="Normal"/>
+      </w:pPr>
+      <w:r>
+        <w:rPr>
+          <w:noProof/>
+        </w:rPr>
+        <w:t xml:space="preserve">{{tabelle.komponenten.kenndaten.kaeltemaschine}}</w:t>
       </w:r>
     </w:p>
     <w:p>
